--- a/NOTES/Selenium_Notes.docx
+++ b/NOTES/Selenium_Notes.docx
@@ -22,27 +22,50 @@
       </w:r>
     </w:p>
     <w:p>
-      <w:r>
+      <w:pPr>
+        <w:pStyle w:val="Heading1"/>
+        <w:rPr>
+          <w:b/>
+          <w:bCs/>
+        </w:rPr>
+      </w:pPr>
+      <w:r>
+        <w:rPr>
+          <w:b/>
+          <w:bCs/>
+        </w:rPr>
         <w:t xml:space="preserve">## </w:t>
       </w:r>
       <w:r>
         <w:rPr>
           <w:rFonts w:ascii="Segoe UI Emoji" w:hAnsi="Segoe UI Emoji" w:cs="Segoe UI Emoji"/>
+          <w:b/>
+          <w:bCs/>
         </w:rPr>
         <w:t>🧩</w:t>
       </w:r>
       <w:r>
-        <w:t xml:space="preserve"> **</w:t>
-      </w:r>
-      <w:r>
-        <w:rPr>
-          <w:b/>
-          <w:bCs/>
-        </w:rPr>
-        <w:t>What is Selenium</w:t>
-      </w:r>
-      <w:r>
-        <w:t>?**</w:t>
+        <w:rPr>
+          <w:b/>
+          <w:bCs/>
+        </w:rPr>
+        <w:t xml:space="preserve"> **What is </w:t>
+      </w:r>
+      <w:proofErr w:type="gramStart"/>
+      <w:r>
+        <w:rPr>
+          <w:b/>
+          <w:bCs/>
+        </w:rPr>
+        <w:t>Selenium?*</w:t>
+      </w:r>
+      <w:proofErr w:type="gramEnd"/>
+      <w:r>
+        <w:rPr>
+          <w:b/>
+          <w:bCs/>
+        </w:rPr>
+        <w:t>*</w:t>
       </w:r>
     </w:p>
     <w:p>
@@ -91,16 +114,33 @@
       </w:r>
     </w:p>
     <w:p>
-      <w:r>
+      <w:pPr>
+        <w:pStyle w:val="Heading2"/>
+        <w:rPr>
+          <w:b/>
+          <w:bCs/>
+        </w:rPr>
+      </w:pPr>
+      <w:r>
+        <w:rPr>
+          <w:b/>
+          <w:bCs/>
+        </w:rPr>
         <w:t xml:space="preserve">## </w:t>
       </w:r>
       <w:r>
         <w:rPr>
           <w:rFonts w:ascii="Segoe UI Emoji" w:hAnsi="Segoe UI Emoji" w:cs="Segoe UI Emoji"/>
+          <w:b/>
+          <w:bCs/>
         </w:rPr>
         <w:t>💡</w:t>
       </w:r>
       <w:r>
+        <w:rPr>
+          <w:b/>
+          <w:bCs/>
+        </w:rPr>
         <w:t xml:space="preserve"> **Key Features of Selenium**</w:t>
       </w:r>
     </w:p>
@@ -244,16 +284,33 @@
       </w:r>
     </w:p>
     <w:p>
-      <w:r>
+      <w:pPr>
+        <w:pStyle w:val="Heading2"/>
+        <w:rPr>
+          <w:b/>
+          <w:bCs/>
+        </w:rPr>
+      </w:pPr>
+      <w:r>
+        <w:rPr>
+          <w:b/>
+          <w:bCs/>
+        </w:rPr>
         <w:t xml:space="preserve">## </w:t>
       </w:r>
       <w:r>
         <w:rPr>
           <w:rFonts w:ascii="Segoe UI Emoji" w:hAnsi="Segoe UI Emoji" w:cs="Segoe UI Emoji"/>
+          <w:b/>
+          <w:bCs/>
         </w:rPr>
         <w:t>🧱</w:t>
       </w:r>
       <w:r>
+        <w:rPr>
+          <w:b/>
+          <w:bCs/>
+        </w:rPr>
         <w:t xml:space="preserve"> **Selenium Components**</w:t>
       </w:r>
     </w:p>
@@ -492,24 +549,49 @@
     </w:tbl>
     <w:p/>
     <w:p>
-      <w:r>
+      <w:pPr>
+        <w:pStyle w:val="Heading2"/>
+        <w:rPr>
+          <w:b/>
+          <w:bCs/>
+        </w:rPr>
+      </w:pPr>
+      <w:r>
+        <w:rPr>
+          <w:b/>
+          <w:bCs/>
+        </w:rPr>
         <w:t xml:space="preserve">## </w:t>
       </w:r>
       <w:r>
         <w:rPr>
           <w:rFonts w:ascii="Segoe UI Emoji" w:hAnsi="Segoe UI Emoji" w:cs="Segoe UI Emoji"/>
+          <w:b/>
+          <w:bCs/>
         </w:rPr>
         <w:t>🧠</w:t>
       </w:r>
       <w:r>
+        <w:rPr>
+          <w:b/>
+          <w:bCs/>
+        </w:rPr>
         <w:t xml:space="preserve"> **How Selenium Works (WebDriver </w:t>
       </w:r>
       <w:proofErr w:type="gramStart"/>
       <w:r>
+        <w:rPr>
+          <w:b/>
+          <w:bCs/>
+        </w:rPr>
         <w:t>Architecture)*</w:t>
       </w:r>
       <w:proofErr w:type="gramEnd"/>
       <w:r>
+        <w:rPr>
+          <w:b/>
+          <w:bCs/>
+        </w:rPr>
         <w:t>*</w:t>
       </w:r>
     </w:p>
@@ -631,10 +713,7 @@
         <w:t xml:space="preserve"> Example:</w:t>
       </w:r>
       <w:r>
-        <w:t xml:space="preserve"> </w:t>
-      </w:r>
-      <w:r>
-        <w:t>```java</w:t>
+        <w:t xml:space="preserve"> ```java</w:t>
       </w:r>
     </w:p>
     <w:p>
@@ -711,16 +790,63 @@
       </w:r>
     </w:p>
     <w:p>
-      <w:r>
+      <w:pPr>
+        <w:pStyle w:val="Heading2"/>
+        <w:rPr>
+          <w:b/>
+          <w:bCs/>
+        </w:rPr>
+      </w:pPr>
+      <w:r>
+        <w:rPr>
+          <w:b/>
+          <w:bCs/>
+        </w:rPr>
         <w:t xml:space="preserve">## </w:t>
       </w:r>
       <w:r>
         <w:rPr>
           <w:rFonts w:ascii="Segoe UI Emoji" w:hAnsi="Segoe UI Emoji" w:cs="Segoe UI Emoji"/>
+          <w:b/>
+          <w:bCs/>
         </w:rPr>
         <w:t>🧪</w:t>
       </w:r>
       <w:r>
+        <w:rPr>
+          <w:b/>
+          <w:bCs/>
+        </w:rPr>
+        <w:t xml:space="preserve"> **Why Use Selenium for Testing**</w:t>
+      </w:r>
+    </w:p>
+    <w:p>
+      <w:r>
+        <w:t xml:space="preserve">* </w:t>
+      </w:r>
+      <w:r>
+        <w:rPr>
+          <w:b/>
+          <w:bCs/>
+        </w:rPr>
+        <w:t>Automates</w:t>
+      </w:r>
+      <w:r>
+        <w:t xml:space="preserve"> **repetitive manual testing tasks**</w:t>
+      </w:r>
+    </w:p>
+    <w:p>
+      <w:r>
+        <w:t xml:space="preserve">* </w:t>
+      </w:r>
+      <w:r>
+        <w:rPr>
+          <w:b/>
+          <w:bCs/>
+        </w:rPr>
+        <w:t>Detects</w:t>
+      </w:r>
+      <w:r>
         <w:t xml:space="preserve"> **</w:t>
       </w:r>
       <w:r>
@@ -728,7 +854,22 @@
           <w:b/>
           <w:bCs/>
         </w:rPr>
-        <w:t>Why Use Selenium for Testing</w:t>
+        <w:t>regressions</w:t>
+      </w:r>
+      <w:r>
+        <w:t>** quickly after code changes</w:t>
+      </w:r>
+    </w:p>
+    <w:p>
+      <w:r>
+        <w:t>* Ensures **</w:t>
+      </w:r>
+      <w:r>
+        <w:rPr>
+          <w:b/>
+          <w:bCs/>
+        </w:rPr>
+        <w:t>cross-browser compatibility</w:t>
       </w:r>
       <w:r>
         <w:t>**</w:t>
@@ -736,54 +877,25 @@
     </w:p>
     <w:p>
       <w:r>
-        <w:t xml:space="preserve">* </w:t>
-      </w:r>
-      <w:r>
-        <w:rPr>
-          <w:b/>
-          <w:bCs/>
-        </w:rPr>
-        <w:t>Automates</w:t>
-      </w:r>
-      <w:r>
-        <w:t xml:space="preserve"> **repetitive manual testing tasks**</w:t>
-      </w:r>
-    </w:p>
-    <w:p>
-      <w:r>
-        <w:t xml:space="preserve">* </w:t>
-      </w:r>
-      <w:r>
-        <w:rPr>
-          <w:b/>
-          <w:bCs/>
-        </w:rPr>
-        <w:t>Detects</w:t>
-      </w:r>
-      <w:r>
-        <w:t xml:space="preserve"> **</w:t>
-      </w:r>
-      <w:r>
-        <w:rPr>
-          <w:b/>
-          <w:bCs/>
-        </w:rPr>
-        <w:t>regressions</w:t>
-      </w:r>
-      <w:r>
-        <w:t>** quickly after code changes</w:t>
-      </w:r>
-    </w:p>
-    <w:p>
-      <w:r>
-        <w:t>* Ensures **</w:t>
-      </w:r>
-      <w:r>
-        <w:rPr>
-          <w:b/>
-          <w:bCs/>
-        </w:rPr>
-        <w:t>cross-browser compatibility</w:t>
+        <w:lastRenderedPageBreak/>
+        <w:t>* Integrates well into **</w:t>
+      </w:r>
+      <w:r>
+        <w:rPr>
+          <w:b/>
+          <w:bCs/>
+        </w:rPr>
+        <w:t>DevOps</w:t>
+      </w:r>
+      <w:r>
+        <w:t xml:space="preserve"> </w:t>
+      </w:r>
+      <w:r>
+        <w:rPr>
+          <w:b/>
+          <w:bCs/>
+        </w:rPr>
+        <w:t>pipelines</w:t>
       </w:r>
       <w:r>
         <w:t>**</w:t>
@@ -791,57 +903,38 @@
     </w:p>
     <w:p>
       <w:r>
-        <w:t>* Integrates well into **</w:t>
-      </w:r>
-      <w:r>
-        <w:rPr>
-          <w:b/>
-          <w:bCs/>
-        </w:rPr>
-        <w:t>DevOps</w:t>
-      </w:r>
-      <w:r>
-        <w:t xml:space="preserve"> </w:t>
-      </w:r>
-      <w:r>
-        <w:rPr>
-          <w:b/>
-          <w:bCs/>
-        </w:rPr>
-        <w:t>pipelines</w:t>
-      </w:r>
-      <w:r>
-        <w:t>**</w:t>
-      </w:r>
-    </w:p>
-    <w:p>
-      <w:r>
-        <w:lastRenderedPageBreak/>
         <w:t>---</w:t>
       </w:r>
     </w:p>
     <w:p>
-      <w:r>
+      <w:pPr>
+        <w:pStyle w:val="Heading2"/>
+        <w:rPr>
+          <w:b/>
+          <w:bCs/>
+        </w:rPr>
+      </w:pPr>
+      <w:r>
+        <w:rPr>
+          <w:b/>
+          <w:bCs/>
+        </w:rPr>
         <w:t xml:space="preserve">## </w:t>
       </w:r>
       <w:r>
         <w:rPr>
           <w:rFonts w:ascii="Segoe UI Emoji" w:hAnsi="Segoe UI Emoji" w:cs="Segoe UI Emoji"/>
+          <w:b/>
+          <w:bCs/>
         </w:rPr>
         <w:t>🚀</w:t>
       </w:r>
       <w:r>
-        <w:t xml:space="preserve"> **</w:t>
-      </w:r>
-      <w:r>
-        <w:rPr>
-          <w:b/>
-          <w:bCs/>
-        </w:rPr>
-        <w:t>Limitations</w:t>
-      </w:r>
-      <w:r>
-        <w:t>**</w:t>
+        <w:rPr>
+          <w:b/>
+          <w:bCs/>
+        </w:rPr>
+        <w:t xml:space="preserve"> **Limitations**</w:t>
       </w:r>
     </w:p>
     <w:p>
@@ -1313,7 +1406,6 @@
     <w:next w:val="Normal"/>
     <w:link w:val="Heading2Char"/>
     <w:uiPriority w:val="9"/>
-    <w:semiHidden/>
     <w:unhideWhenUsed/>
     <w:qFormat/>
     <w:rsid w:val="0075532B"/>
@@ -1488,6 +1580,7 @@
   <w:style w:type="character" w:default="1" w:styleId="DefaultParagraphFont">
     <w:name w:val="Default Paragraph Font"/>
     <w:uiPriority w:val="1"/>
+    <w:semiHidden/>
     <w:unhideWhenUsed/>
   </w:style>
   <w:style w:type="table" w:default="1" w:styleId="TableNormal">
@@ -1529,7 +1622,6 @@
     <w:basedOn w:val="DefaultParagraphFont"/>
     <w:link w:val="Heading2"/>
     <w:uiPriority w:val="9"/>
-    <w:semiHidden/>
     <w:rsid w:val="0075532B"/>
     <w:rPr>
       <w:rFonts w:asciiTheme="majorHAnsi" w:eastAsiaTheme="majorEastAsia" w:hAnsiTheme="majorHAnsi" w:cstheme="majorBidi"/>
